--- a/文件/競賽的相關東西/崑山科技大學2025智慧生活創業競賽/禮品真.docx
+++ b/文件/競賽的相關東西/崑山科技大學2025智慧生活創業競賽/禮品真.docx
@@ -14,6 +14,9 @@
     </w:p>
     <w:p>
       <w:r>
+        <w:rPr>
+          <w:noProof/>
+        </w:rPr>
         <w:drawing>
           <wp:inline distT="0" distB="0" distL="0" distR="0" wp14:anchorId="412EB08F" wp14:editId="7D4EDF9E">
             <wp:extent cx="5274310" cy="3129915"/>
@@ -52,12 +55,10 @@
       </w:r>
     </w:p>
     <w:p>
-      <w:pPr>
+      <w:r>
         <w:rPr>
-          <w:rFonts w:hint="eastAsia"/>
+          <w:noProof/>
         </w:rPr>
-      </w:pPr>
-      <w:r>
         <w:drawing>
           <wp:inline distT="0" distB="0" distL="0" distR="0" wp14:anchorId="69CC191E" wp14:editId="729485C3">
             <wp:extent cx="5274310" cy="3043555"/>
@@ -83,6 +84,51 @@
                     <a:xfrm>
                       <a:off x="0" y="0"/>
                       <a:ext cx="5274310" cy="3043555"/>
+                    </a:xfrm>
+                    <a:prstGeom prst="rect">
+                      <a:avLst/>
+                    </a:prstGeom>
+                  </pic:spPr>
+                </pic:pic>
+              </a:graphicData>
+            </a:graphic>
+          </wp:inline>
+        </w:drawing>
+      </w:r>
+    </w:p>
+    <w:p>
+      <w:pPr>
+        <w:rPr>
+          <w:rFonts w:hint="eastAsia"/>
+        </w:rPr>
+      </w:pPr>
+      <w:r>
+        <w:lastRenderedPageBreak/>
+        <w:drawing>
+          <wp:inline distT="0" distB="0" distL="0" distR="0" wp14:anchorId="1C445BED" wp14:editId="5A86B43B">
+            <wp:extent cx="5274310" cy="3013710"/>
+            <wp:effectExtent l="0" t="0" r="2540" b="0"/>
+            <wp:docPr id="1201826701" name="圖片 1"/>
+            <wp:cNvGraphicFramePr>
+              <a:graphicFrameLocks xmlns:a="http://schemas.openxmlformats.org/drawingml/2006/main" noChangeAspect="1"/>
+            </wp:cNvGraphicFramePr>
+            <a:graphic xmlns:a="http://schemas.openxmlformats.org/drawingml/2006/main">
+              <a:graphicData uri="http://schemas.openxmlformats.org/drawingml/2006/picture">
+                <pic:pic xmlns:pic="http://schemas.openxmlformats.org/drawingml/2006/picture">
+                  <pic:nvPicPr>
+                    <pic:cNvPr id="1201826701" name=""/>
+                    <pic:cNvPicPr/>
+                  </pic:nvPicPr>
+                  <pic:blipFill>
+                    <a:blip r:embed="rId7"/>
+                    <a:stretch>
+                      <a:fillRect/>
+                    </a:stretch>
+                  </pic:blipFill>
+                  <pic:spPr>
+                    <a:xfrm>
+                      <a:off x="0" y="0"/>
+                      <a:ext cx="5274310" cy="3013710"/>
                     </a:xfrm>
                     <a:prstGeom prst="rect">
                       <a:avLst/>

--- a/文件/競賽的相關東西/崑山科技大學2025智慧生活創業競賽/禮品真.docx
+++ b/文件/競賽的相關東西/崑山科技大學2025智慧生活創業競賽/禮品真.docx
@@ -97,12 +97,10 @@
       </w:r>
     </w:p>
     <w:p>
-      <w:pPr>
+      <w:r>
         <w:rPr>
-          <w:rFonts w:hint="eastAsia"/>
+          <w:noProof/>
         </w:rPr>
-      </w:pPr>
-      <w:r>
         <w:lastRenderedPageBreak/>
         <w:drawing>
           <wp:inline distT="0" distB="0" distL="0" distR="0" wp14:anchorId="1C445BED" wp14:editId="5A86B43B">
@@ -129,6 +127,81 @@
                     <a:xfrm>
                       <a:off x="0" y="0"/>
                       <a:ext cx="5274310" cy="3013710"/>
+                    </a:xfrm>
+                    <a:prstGeom prst="rect">
+                      <a:avLst/>
+                    </a:prstGeom>
+                  </pic:spPr>
+                </pic:pic>
+              </a:graphicData>
+            </a:graphic>
+          </wp:inline>
+        </w:drawing>
+      </w:r>
+      <w:r>
+        <w:drawing>
+          <wp:inline distT="0" distB="0" distL="0" distR="0" wp14:anchorId="01663D4B" wp14:editId="4CFEE44D">
+            <wp:extent cx="5274310" cy="2980055"/>
+            <wp:effectExtent l="0" t="0" r="2540" b="0"/>
+            <wp:docPr id="620089905" name="圖片 1" descr="一張含有 文字, 名片, 螢幕擷取畫面, 字型 的圖片&#10;&#10;AI 產生的內容可能不正確。"/>
+            <wp:cNvGraphicFramePr>
+              <a:graphicFrameLocks xmlns:a="http://schemas.openxmlformats.org/drawingml/2006/main" noChangeAspect="1"/>
+            </wp:cNvGraphicFramePr>
+            <a:graphic xmlns:a="http://schemas.openxmlformats.org/drawingml/2006/main">
+              <a:graphicData uri="http://schemas.openxmlformats.org/drawingml/2006/picture">
+                <pic:pic xmlns:pic="http://schemas.openxmlformats.org/drawingml/2006/picture">
+                  <pic:nvPicPr>
+                    <pic:cNvPr id="620089905" name="圖片 1" descr="一張含有 文字, 名片, 螢幕擷取畫面, 字型 的圖片&#10;&#10;AI 產生的內容可能不正確。"/>
+                    <pic:cNvPicPr/>
+                  </pic:nvPicPr>
+                  <pic:blipFill>
+                    <a:blip r:embed="rId8"/>
+                    <a:stretch>
+                      <a:fillRect/>
+                    </a:stretch>
+                  </pic:blipFill>
+                  <pic:spPr>
+                    <a:xfrm>
+                      <a:off x="0" y="0"/>
+                      <a:ext cx="5274310" cy="2980055"/>
+                    </a:xfrm>
+                    <a:prstGeom prst="rect">
+                      <a:avLst/>
+                    </a:prstGeom>
+                  </pic:spPr>
+                </pic:pic>
+              </a:graphicData>
+            </a:graphic>
+          </wp:inline>
+        </w:drawing>
+      </w:r>
+      <w:r>
+        <w:lastRenderedPageBreak/>
+        <w:drawing>
+          <wp:inline distT="0" distB="0" distL="0" distR="0" wp14:anchorId="62E5D15B" wp14:editId="48544E66">
+            <wp:extent cx="5274310" cy="2978785"/>
+            <wp:effectExtent l="0" t="0" r="2540" b="0"/>
+            <wp:docPr id="627706700" name="圖片 1" descr="一張含有 文字, 螢幕擷取畫面 的圖片&#10;&#10;AI 產生的內容可能不正確。"/>
+            <wp:cNvGraphicFramePr>
+              <a:graphicFrameLocks xmlns:a="http://schemas.openxmlformats.org/drawingml/2006/main" noChangeAspect="1"/>
+            </wp:cNvGraphicFramePr>
+            <a:graphic xmlns:a="http://schemas.openxmlformats.org/drawingml/2006/main">
+              <a:graphicData uri="http://schemas.openxmlformats.org/drawingml/2006/picture">
+                <pic:pic xmlns:pic="http://schemas.openxmlformats.org/drawingml/2006/picture">
+                  <pic:nvPicPr>
+                    <pic:cNvPr id="627706700" name="圖片 1" descr="一張含有 文字, 螢幕擷取畫面 的圖片&#10;&#10;AI 產生的內容可能不正確。"/>
+                    <pic:cNvPicPr/>
+                  </pic:nvPicPr>
+                  <pic:blipFill>
+                    <a:blip r:embed="rId9"/>
+                    <a:stretch>
+                      <a:fillRect/>
+                    </a:stretch>
+                  </pic:blipFill>
+                  <pic:spPr>
+                    <a:xfrm>
+                      <a:off x="0" y="0"/>
+                      <a:ext cx="5274310" cy="2978785"/>
                     </a:xfrm>
                     <a:prstGeom prst="rect">
                       <a:avLst/>

--- a/文件/競賽的相關東西/崑山科技大學2025智慧生活創業競賽/禮品真.docx
+++ b/文件/競賽的相關東西/崑山科技大學2025智慧生活創業競賽/禮品真.docx
@@ -3,7 +3,7 @@
 <w:document xmlns:wpc="http://schemas.microsoft.com/office/word/2010/wordprocessingCanvas" xmlns:cx="http://schemas.microsoft.com/office/drawing/2014/chartex" xmlns:cx1="http://schemas.microsoft.com/office/drawing/2015/9/8/chartex" xmlns:cx2="http://schemas.microsoft.com/office/drawing/2015/10/21/chartex" xmlns:cx3="http://schemas.microsoft.com/office/drawing/2016/5/9/chartex" xmlns:cx4="http://schemas.microsoft.com/office/drawing/2016/5/10/chartex" xmlns:cx5="http://schemas.microsoft.com/office/drawing/2016/5/11/chartex" xmlns:cx6="http://schemas.microsoft.com/office/drawing/2016/5/12/chartex" xmlns:cx7="http://schemas.microsoft.com/office/drawing/2016/5/13/chartex" xmlns:cx8="http://schemas.microsoft.com/office/drawing/2016/5/14/chartex" xmlns:mc="http://schemas.openxmlformats.org/markup-compatibility/2006" xmlns:aink="http://schemas.microsoft.com/office/drawing/2016/ink" xmlns:am3d="http://schemas.microsoft.com/office/drawing/2017/model3d" xmlns:o="urn:schemas-microsoft-com:office:office" xmlns:oel="http://schemas.microsoft.com/office/2019/extlst" xmlns:r="http://schemas.openxmlformats.org/officeDocument/2006/relationships" xmlns:m="http://schemas.openxmlformats.org/officeDocument/2006/math" xmlns:v="urn:schemas-microsoft-com:vml" xmlns:wp14="http://schemas.microsoft.com/office/word/2010/wordprocessingDrawing" xmlns:wp="http://schemas.openxmlformats.org/drawingml/2006/wordprocessingDrawing" xmlns:w10="urn:schemas-microsoft-com:office:word" xmlns:w="http://schemas.openxmlformats.org/wordprocessingml/2006/main" xmlns:w14="http://schemas.microsoft.com/office/word/2010/wordml" xmlns:w15="http://schemas.microsoft.com/office/word/2012/wordml" xmlns:w16cex="http://schemas.microsoft.com/office/word/2018/wordml/cex" xmlns:w16cid="http://schemas.microsoft.com/office/word/2016/wordml/cid" xmlns:w16="http://schemas.microsoft.com/office/word/2018/wordml" xmlns:w16du="http://schemas.microsoft.com/office/word/2023/wordml/word16du" xmlns:w16sdtdh="http://schemas.microsoft.com/office/word/2020/wordml/sdtdatahash" xmlns:w16sdtfl="http://schemas.microsoft.com/office/word/2024/wordml/sdtformatlock" xmlns:w16se="http://schemas.microsoft.com/office/word/2015/wordml/symex" xmlns:wpg="http://schemas.microsoft.com/office/word/2010/wordprocessingGroup" xmlns:wpi="http://schemas.microsoft.com/office/word/2010/wordprocessingInk" xmlns:wne="http://schemas.microsoft.com/office/word/2006/wordml" xmlns:wps="http://schemas.microsoft.com/office/word/2010/wordprocessingShape" mc:Ignorable="w14 w15 w16se w16cid w16 w16cex w16sdtdh w16sdtfl w16du wp14">
   <w:body>
     <w:p>
-      <w:hyperlink r:id="rId4" w:history="1">
+      <w:hyperlink r:id="rId6" w:history="1">
         <w:r>
           <w:rPr>
             <w:rStyle w:val="ae"/>
@@ -33,7 +33,7 @@
                     <pic:cNvPicPr/>
                   </pic:nvPicPr>
                   <pic:blipFill>
-                    <a:blip r:embed="rId5"/>
+                    <a:blip r:embed="rId7"/>
                     <a:stretch>
                       <a:fillRect/>
                     </a:stretch>
@@ -75,7 +75,7 @@
                     <pic:cNvPicPr/>
                   </pic:nvPicPr>
                   <pic:blipFill>
-                    <a:blip r:embed="rId6"/>
+                    <a:blip r:embed="rId8"/>
                     <a:stretch>
                       <a:fillRect/>
                     </a:stretch>
@@ -118,7 +118,7 @@
                     <pic:cNvPicPr/>
                   </pic:nvPicPr>
                   <pic:blipFill>
-                    <a:blip r:embed="rId7"/>
+                    <a:blip r:embed="rId9"/>
                     <a:stretch>
                       <a:fillRect/>
                     </a:stretch>
@@ -139,6 +139,9 @@
         </w:drawing>
       </w:r>
       <w:r>
+        <w:rPr>
+          <w:noProof/>
+        </w:rPr>
         <w:drawing>
           <wp:inline distT="0" distB="0" distL="0" distR="0" wp14:anchorId="01663D4B" wp14:editId="4CFEE44D">
             <wp:extent cx="5274310" cy="2980055"/>
@@ -155,7 +158,7 @@
                     <pic:cNvPicPr/>
                   </pic:nvPicPr>
                   <pic:blipFill>
-                    <a:blip r:embed="rId8"/>
+                    <a:blip r:embed="rId10"/>
                     <a:stretch>
                       <a:fillRect/>
                     </a:stretch>
@@ -176,6 +179,9 @@
         </w:drawing>
       </w:r>
       <w:r>
+        <w:rPr>
+          <w:noProof/>
+        </w:rPr>
         <w:lastRenderedPageBreak/>
         <w:drawing>
           <wp:inline distT="0" distB="0" distL="0" distR="0" wp14:anchorId="62E5D15B" wp14:editId="48544E66">
@@ -193,7 +199,7 @@
                     <pic:cNvPicPr/>
                   </pic:nvPicPr>
                   <pic:blipFill>
-                    <a:blip r:embed="rId9"/>
+                    <a:blip r:embed="rId11"/>
                     <a:stretch>
                       <a:fillRect/>
                     </a:stretch>
@@ -214,6 +220,50 @@
         </w:drawing>
       </w:r>
     </w:p>
+    <w:p>
+      <w:pPr>
+        <w:rPr>
+          <w:rFonts w:hint="eastAsia"/>
+        </w:rPr>
+      </w:pPr>
+      <w:r>
+        <w:drawing>
+          <wp:inline distT="0" distB="0" distL="0" distR="0" wp14:anchorId="26C829B7" wp14:editId="111EFA8E">
+            <wp:extent cx="5274310" cy="3026410"/>
+            <wp:effectExtent l="0" t="0" r="2540" b="2540"/>
+            <wp:docPr id="1688392359" name="圖片 1" descr="一張含有 文字, 螢幕擷取畫面, 字型, 設計 的圖片&#10;&#10;AI 產生的內容可能不正確。"/>
+            <wp:cNvGraphicFramePr>
+              <a:graphicFrameLocks xmlns:a="http://schemas.openxmlformats.org/drawingml/2006/main" noChangeAspect="1"/>
+            </wp:cNvGraphicFramePr>
+            <a:graphic xmlns:a="http://schemas.openxmlformats.org/drawingml/2006/main">
+              <a:graphicData uri="http://schemas.openxmlformats.org/drawingml/2006/picture">
+                <pic:pic xmlns:pic="http://schemas.openxmlformats.org/drawingml/2006/picture">
+                  <pic:nvPicPr>
+                    <pic:cNvPr id="1688392359" name="圖片 1" descr="一張含有 文字, 螢幕擷取畫面, 字型, 設計 的圖片&#10;&#10;AI 產生的內容可能不正確。"/>
+                    <pic:cNvPicPr/>
+                  </pic:nvPicPr>
+                  <pic:blipFill>
+                    <a:blip r:embed="rId12"/>
+                    <a:stretch>
+                      <a:fillRect/>
+                    </a:stretch>
+                  </pic:blipFill>
+                  <pic:spPr>
+                    <a:xfrm>
+                      <a:off x="0" y="0"/>
+                      <a:ext cx="5274310" cy="3026410"/>
+                    </a:xfrm>
+                    <a:prstGeom prst="rect">
+                      <a:avLst/>
+                    </a:prstGeom>
+                  </pic:spPr>
+                </pic:pic>
+              </a:graphicData>
+            </a:graphic>
+          </wp:inline>
+        </w:drawing>
+      </w:r>
+    </w:p>
     <w:sectPr>
       <w:pgSz w:w="11906" w:h="16838"/>
       <w:pgMar w:top="1440" w:right="1800" w:bottom="1440" w:left="1800" w:header="851" w:footer="992" w:gutter="0"/>
@@ -222,6 +272,56 @@
     </w:sectPr>
   </w:body>
 </w:document>
+</file>
+
+<file path=word/endnotes.xml><?xml version="1.0" encoding="utf-8"?>
+<w:endnotes xmlns:wpc="http://schemas.microsoft.com/office/word/2010/wordprocessingCanvas" xmlns:cx="http://schemas.microsoft.com/office/drawing/2014/chartex" xmlns:cx1="http://schemas.microsoft.com/office/drawing/2015/9/8/chartex" xmlns:cx2="http://schemas.microsoft.com/office/drawing/2015/10/21/chartex" xmlns:cx3="http://schemas.microsoft.com/office/drawing/2016/5/9/chartex" xmlns:cx4="http://schemas.microsoft.com/office/drawing/2016/5/10/chartex" xmlns:cx5="http://schemas.microsoft.com/office/drawing/2016/5/11/chartex" xmlns:cx6="http://schemas.microsoft.com/office/drawing/2016/5/12/chartex" xmlns:cx7="http://schemas.microsoft.com/office/drawing/2016/5/13/chartex" xmlns:cx8="http://schemas.microsoft.com/office/drawing/2016/5/14/chartex" xmlns:mc="http://schemas.openxmlformats.org/markup-compatibility/2006" xmlns:aink="http://schemas.microsoft.com/office/drawing/2016/ink" xmlns:am3d="http://schemas.microsoft.com/office/drawing/2017/model3d" xmlns:o="urn:schemas-microsoft-com:office:office" xmlns:oel="http://schemas.microsoft.com/office/2019/extlst" xmlns:r="http://schemas.openxmlformats.org/officeDocument/2006/relationships" xmlns:m="http://schemas.openxmlformats.org/officeDocument/2006/math" xmlns:v="urn:schemas-microsoft-com:vml" xmlns:wp14="http://schemas.microsoft.com/office/word/2010/wordprocessingDrawing" xmlns:wp="http://schemas.openxmlformats.org/drawingml/2006/wordprocessingDrawing" xmlns:w10="urn:schemas-microsoft-com:office:word" xmlns:w="http://schemas.openxmlformats.org/wordprocessingml/2006/main" xmlns:w14="http://schemas.microsoft.com/office/word/2010/wordml" xmlns:w15="http://schemas.microsoft.com/office/word/2012/wordml" xmlns:w16cex="http://schemas.microsoft.com/office/word/2018/wordml/cex" xmlns:w16cid="http://schemas.microsoft.com/office/word/2016/wordml/cid" xmlns:w16="http://schemas.microsoft.com/office/word/2018/wordml" xmlns:w16du="http://schemas.microsoft.com/office/word/2023/wordml/word16du" xmlns:w16sdtdh="http://schemas.microsoft.com/office/word/2020/wordml/sdtdatahash" xmlns:w16sdtfl="http://schemas.microsoft.com/office/word/2024/wordml/sdtformatlock" xmlns:w16se="http://schemas.microsoft.com/office/word/2015/wordml/symex" xmlns:wpg="http://schemas.microsoft.com/office/word/2010/wordprocessingGroup" xmlns:wpi="http://schemas.microsoft.com/office/word/2010/wordprocessingInk" xmlns:wne="http://schemas.microsoft.com/office/word/2006/wordml" xmlns:wps="http://schemas.microsoft.com/office/word/2010/wordprocessingShape" mc:Ignorable="w14 w15 w16se w16cid w16 w16cex w16sdtdh w16sdtfl w16du wp14">
+  <w:endnote w:type="separator" w:id="-1">
+    <w:p>
+      <w:pPr>
+        <w:spacing w:after="0" w:line="240" w:lineRule="auto"/>
+      </w:pPr>
+      <w:r>
+        <w:separator/>
+      </w:r>
+    </w:p>
+  </w:endnote>
+  <w:endnote w:type="continuationSeparator" w:id="0">
+    <w:p>
+      <w:pPr>
+        <w:spacing w:after="0" w:line="240" w:lineRule="auto"/>
+      </w:pPr>
+      <w:r>
+        <w:continuationSeparator/>
+      </w:r>
+    </w:p>
+  </w:endnote>
+</w:endnotes>
+</file>
+
+<file path=word/footnotes.xml><?xml version="1.0" encoding="utf-8"?>
+<w:footnotes xmlns:wpc="http://schemas.microsoft.com/office/word/2010/wordprocessingCanvas" xmlns:cx="http://schemas.microsoft.com/office/drawing/2014/chartex" xmlns:cx1="http://schemas.microsoft.com/office/drawing/2015/9/8/chartex" xmlns:cx2="http://schemas.microsoft.com/office/drawing/2015/10/21/chartex" xmlns:cx3="http://schemas.microsoft.com/office/drawing/2016/5/9/chartex" xmlns:cx4="http://schemas.microsoft.com/office/drawing/2016/5/10/chartex" xmlns:cx5="http://schemas.microsoft.com/office/drawing/2016/5/11/chartex" xmlns:cx6="http://schemas.microsoft.com/office/drawing/2016/5/12/chartex" xmlns:cx7="http://schemas.microsoft.com/office/drawing/2016/5/13/chartex" xmlns:cx8="http://schemas.microsoft.com/office/drawing/2016/5/14/chartex" xmlns:mc="http://schemas.openxmlformats.org/markup-compatibility/2006" xmlns:aink="http://schemas.microsoft.com/office/drawing/2016/ink" xmlns:am3d="http://schemas.microsoft.com/office/drawing/2017/model3d" xmlns:o="urn:schemas-microsoft-com:office:office" xmlns:oel="http://schemas.microsoft.com/office/2019/extlst" xmlns:r="http://schemas.openxmlformats.org/officeDocument/2006/relationships" xmlns:m="http://schemas.openxmlformats.org/officeDocument/2006/math" xmlns:v="urn:schemas-microsoft-com:vml" xmlns:wp14="http://schemas.microsoft.com/office/word/2010/wordprocessingDrawing" xmlns:wp="http://schemas.openxmlformats.org/drawingml/2006/wordprocessingDrawing" xmlns:w10="urn:schemas-microsoft-com:office:word" xmlns:w="http://schemas.openxmlformats.org/wordprocessingml/2006/main" xmlns:w14="http://schemas.microsoft.com/office/word/2010/wordml" xmlns:w15="http://schemas.microsoft.com/office/word/2012/wordml" xmlns:w16cex="http://schemas.microsoft.com/office/word/2018/wordml/cex" xmlns:w16cid="http://schemas.microsoft.com/office/word/2016/wordml/cid" xmlns:w16="http://schemas.microsoft.com/office/word/2018/wordml" xmlns:w16du="http://schemas.microsoft.com/office/word/2023/wordml/word16du" xmlns:w16sdtdh="http://schemas.microsoft.com/office/word/2020/wordml/sdtdatahash" xmlns:w16sdtfl="http://schemas.microsoft.com/office/word/2024/wordml/sdtformatlock" xmlns:w16se="http://schemas.microsoft.com/office/word/2015/wordml/symex" xmlns:wpg="http://schemas.microsoft.com/office/word/2010/wordprocessingGroup" xmlns:wpi="http://schemas.microsoft.com/office/word/2010/wordprocessingInk" xmlns:wne="http://schemas.microsoft.com/office/word/2006/wordml" xmlns:wps="http://schemas.microsoft.com/office/word/2010/wordprocessingShape" mc:Ignorable="w14 w15 w16se w16cid w16 w16cex w16sdtdh w16sdtfl w16du wp14">
+  <w:footnote w:type="separator" w:id="-1">
+    <w:p>
+      <w:pPr>
+        <w:spacing w:after="0" w:line="240" w:lineRule="auto"/>
+      </w:pPr>
+      <w:r>
+        <w:separator/>
+      </w:r>
+    </w:p>
+  </w:footnote>
+  <w:footnote w:type="continuationSeparator" w:id="0">
+    <w:p>
+      <w:pPr>
+        <w:spacing w:after="0" w:line="240" w:lineRule="auto"/>
+      </w:pPr>
+      <w:r>
+        <w:continuationSeparator/>
+      </w:r>
+    </w:p>
+  </w:footnote>
+</w:footnotes>
 </file>
 
 <file path=word/styles.xml><?xml version="1.0" encoding="utf-8"?>
@@ -1164,6 +1264,66 @@
       <w:shd w:val="clear" w:color="auto" w:fill="E1DFDD"/>
     </w:rPr>
   </w:style>
+  <w:style w:type="paragraph" w:styleId="af0">
+    <w:name w:val="header"/>
+    <w:basedOn w:val="a"/>
+    <w:link w:val="af1"/>
+    <w:uiPriority w:val="99"/>
+    <w:unhideWhenUsed/>
+    <w:rsid w:val="000D74B4"/>
+    <w:pPr>
+      <w:tabs>
+        <w:tab w:val="center" w:pos="4153"/>
+        <w:tab w:val="right" w:pos="8306"/>
+      </w:tabs>
+      <w:snapToGrid w:val="0"/>
+    </w:pPr>
+    <w:rPr>
+      <w:sz w:val="20"/>
+      <w:szCs w:val="20"/>
+    </w:rPr>
+  </w:style>
+  <w:style w:type="character" w:customStyle="1" w:styleId="af1">
+    <w:name w:val="頁首 字元"/>
+    <w:basedOn w:val="a0"/>
+    <w:link w:val="af0"/>
+    <w:uiPriority w:val="99"/>
+    <w:rsid w:val="000D74B4"/>
+    <w:rPr>
+      <w:sz w:val="20"/>
+      <w:szCs w:val="20"/>
+    </w:rPr>
+  </w:style>
+  <w:style w:type="paragraph" w:styleId="af2">
+    <w:name w:val="footer"/>
+    <w:basedOn w:val="a"/>
+    <w:link w:val="af3"/>
+    <w:uiPriority w:val="99"/>
+    <w:unhideWhenUsed/>
+    <w:rsid w:val="000D74B4"/>
+    <w:pPr>
+      <w:tabs>
+        <w:tab w:val="center" w:pos="4153"/>
+        <w:tab w:val="right" w:pos="8306"/>
+      </w:tabs>
+      <w:snapToGrid w:val="0"/>
+    </w:pPr>
+    <w:rPr>
+      <w:sz w:val="20"/>
+      <w:szCs w:val="20"/>
+    </w:rPr>
+  </w:style>
+  <w:style w:type="character" w:customStyle="1" w:styleId="af3">
+    <w:name w:val="頁尾 字元"/>
+    <w:basedOn w:val="a0"/>
+    <w:link w:val="af2"/>
+    <w:uiPriority w:val="99"/>
+    <w:rsid w:val="000D74B4"/>
+    <w:rPr>
+      <w:sz w:val="20"/>
+      <w:szCs w:val="20"/>
+    </w:rPr>
+  </w:style>
 </w:styles>
 </file>
 

--- a/文件/競賽的相關東西/崑山科技大學2025智慧生活創業競賽/禮品真.docx
+++ b/文件/競賽的相關東西/崑山科技大學2025智慧生活創業競賽/禮品真.docx
@@ -221,12 +221,10 @@
       </w:r>
     </w:p>
     <w:p>
-      <w:pPr>
+      <w:r>
         <w:rPr>
-          <w:rFonts w:hint="eastAsia"/>
+          <w:noProof/>
         </w:rPr>
-      </w:pPr>
-      <w:r>
         <w:drawing>
           <wp:inline distT="0" distB="0" distL="0" distR="0" wp14:anchorId="26C829B7" wp14:editId="111EFA8E">
             <wp:extent cx="5274310" cy="3026410"/>
@@ -252,6 +250,51 @@
                     <a:xfrm>
                       <a:off x="0" y="0"/>
                       <a:ext cx="5274310" cy="3026410"/>
+                    </a:xfrm>
+                    <a:prstGeom prst="rect">
+                      <a:avLst/>
+                    </a:prstGeom>
+                  </pic:spPr>
+                </pic:pic>
+              </a:graphicData>
+            </a:graphic>
+          </wp:inline>
+        </w:drawing>
+      </w:r>
+    </w:p>
+    <w:p>
+      <w:pPr>
+        <w:rPr>
+          <w:rFonts w:hint="eastAsia"/>
+        </w:rPr>
+      </w:pPr>
+      <w:r>
+        <w:lastRenderedPageBreak/>
+        <w:drawing>
+          <wp:inline distT="0" distB="0" distL="0" distR="0" wp14:anchorId="7A8503A0" wp14:editId="63C5C495">
+            <wp:extent cx="5274310" cy="2994025"/>
+            <wp:effectExtent l="0" t="0" r="2540" b="0"/>
+            <wp:docPr id="903309111" name="圖片 1"/>
+            <wp:cNvGraphicFramePr>
+              <a:graphicFrameLocks xmlns:a="http://schemas.openxmlformats.org/drawingml/2006/main" noChangeAspect="1"/>
+            </wp:cNvGraphicFramePr>
+            <a:graphic xmlns:a="http://schemas.openxmlformats.org/drawingml/2006/main">
+              <a:graphicData uri="http://schemas.openxmlformats.org/drawingml/2006/picture">
+                <pic:pic xmlns:pic="http://schemas.openxmlformats.org/drawingml/2006/picture">
+                  <pic:nvPicPr>
+                    <pic:cNvPr id="903309111" name=""/>
+                    <pic:cNvPicPr/>
+                  </pic:nvPicPr>
+                  <pic:blipFill>
+                    <a:blip r:embed="rId13"/>
+                    <a:stretch>
+                      <a:fillRect/>
+                    </a:stretch>
+                  </pic:blipFill>
+                  <pic:spPr>
+                    <a:xfrm>
+                      <a:off x="0" y="0"/>
+                      <a:ext cx="5274310" cy="2994025"/>
                     </a:xfrm>
                     <a:prstGeom prst="rect">
                       <a:avLst/>

--- a/文件/競賽的相關東西/崑山科技大學2025智慧生活創業競賽/禮品真.docx
+++ b/文件/競賽的相關東西/崑山科技大學2025智慧生活創業競賽/禮品真.docx
@@ -263,12 +263,10 @@
       </w:r>
     </w:p>
     <w:p>
-      <w:pPr>
+      <w:r>
         <w:rPr>
-          <w:rFonts w:hint="eastAsia"/>
+          <w:noProof/>
         </w:rPr>
-      </w:pPr>
-      <w:r>
         <w:lastRenderedPageBreak/>
         <w:drawing>
           <wp:inline distT="0" distB="0" distL="0" distR="0" wp14:anchorId="7A8503A0" wp14:editId="63C5C495">
@@ -295,6 +293,50 @@
                     <a:xfrm>
                       <a:off x="0" y="0"/>
                       <a:ext cx="5274310" cy="2994025"/>
+                    </a:xfrm>
+                    <a:prstGeom prst="rect">
+                      <a:avLst/>
+                    </a:prstGeom>
+                  </pic:spPr>
+                </pic:pic>
+              </a:graphicData>
+            </a:graphic>
+          </wp:inline>
+        </w:drawing>
+      </w:r>
+    </w:p>
+    <w:p>
+      <w:pPr>
+        <w:rPr>
+          <w:rFonts w:hint="eastAsia"/>
+        </w:rPr>
+      </w:pPr>
+      <w:r>
+        <w:drawing>
+          <wp:inline distT="0" distB="0" distL="0" distR="0" wp14:anchorId="69BEBBC9" wp14:editId="0C1E18E6">
+            <wp:extent cx="5274310" cy="2990850"/>
+            <wp:effectExtent l="0" t="0" r="2540" b="0"/>
+            <wp:docPr id="1254274428" name="圖片 1" descr="一張含有 文字, 螢幕擷取畫面, 字型, 數字 的圖片&#10;&#10;AI 產生的內容可能不正確。"/>
+            <wp:cNvGraphicFramePr>
+              <a:graphicFrameLocks xmlns:a="http://schemas.openxmlformats.org/drawingml/2006/main" noChangeAspect="1"/>
+            </wp:cNvGraphicFramePr>
+            <a:graphic xmlns:a="http://schemas.openxmlformats.org/drawingml/2006/main">
+              <a:graphicData uri="http://schemas.openxmlformats.org/drawingml/2006/picture">
+                <pic:pic xmlns:pic="http://schemas.openxmlformats.org/drawingml/2006/picture">
+                  <pic:nvPicPr>
+                    <pic:cNvPr id="1254274428" name="圖片 1" descr="一張含有 文字, 螢幕擷取畫面, 字型, 數字 的圖片&#10;&#10;AI 產生的內容可能不正確。"/>
+                    <pic:cNvPicPr/>
+                  </pic:nvPicPr>
+                  <pic:blipFill>
+                    <a:blip r:embed="rId14"/>
+                    <a:stretch>
+                      <a:fillRect/>
+                    </a:stretch>
+                  </pic:blipFill>
+                  <pic:spPr>
+                    <a:xfrm>
+                      <a:off x="0" y="0"/>
+                      <a:ext cx="5274310" cy="2990850"/>
                     </a:xfrm>
                     <a:prstGeom prst="rect">
                       <a:avLst/>

--- a/文件/競賽的相關東西/崑山科技大學2025智慧生活創業競賽/禮品真.docx
+++ b/文件/競賽的相關東西/崑山科技大學2025智慧生活創業競賽/禮品真.docx
@@ -306,12 +306,10 @@
       </w:r>
     </w:p>
     <w:p>
-      <w:pPr>
+      <w:r>
         <w:rPr>
-          <w:rFonts w:hint="eastAsia"/>
+          <w:noProof/>
         </w:rPr>
-      </w:pPr>
-      <w:r>
         <w:drawing>
           <wp:inline distT="0" distB="0" distL="0" distR="0" wp14:anchorId="69BEBBC9" wp14:editId="0C1E18E6">
             <wp:extent cx="5274310" cy="2990850"/>
@@ -337,6 +335,51 @@
                     <a:xfrm>
                       <a:off x="0" y="0"/>
                       <a:ext cx="5274310" cy="2990850"/>
+                    </a:xfrm>
+                    <a:prstGeom prst="rect">
+                      <a:avLst/>
+                    </a:prstGeom>
+                  </pic:spPr>
+                </pic:pic>
+              </a:graphicData>
+            </a:graphic>
+          </wp:inline>
+        </w:drawing>
+      </w:r>
+    </w:p>
+    <w:p>
+      <w:pPr>
+        <w:rPr>
+          <w:rFonts w:hint="eastAsia"/>
+        </w:rPr>
+      </w:pPr>
+      <w:r>
+        <w:lastRenderedPageBreak/>
+        <w:drawing>
+          <wp:inline distT="0" distB="0" distL="0" distR="0" wp14:anchorId="5564D7AC" wp14:editId="4CD14849">
+            <wp:extent cx="5274310" cy="3108325"/>
+            <wp:effectExtent l="0" t="0" r="2540" b="0"/>
+            <wp:docPr id="1916605602" name="圖片 1" descr="一張含有 文字, 螢幕擷取畫面, 字型, 設計 的圖片&#10;&#10;AI 產生的內容可能不正確。"/>
+            <wp:cNvGraphicFramePr>
+              <a:graphicFrameLocks xmlns:a="http://schemas.openxmlformats.org/drawingml/2006/main" noChangeAspect="1"/>
+            </wp:cNvGraphicFramePr>
+            <a:graphic xmlns:a="http://schemas.openxmlformats.org/drawingml/2006/main">
+              <a:graphicData uri="http://schemas.openxmlformats.org/drawingml/2006/picture">
+                <pic:pic xmlns:pic="http://schemas.openxmlformats.org/drawingml/2006/picture">
+                  <pic:nvPicPr>
+                    <pic:cNvPr id="1916605602" name="圖片 1" descr="一張含有 文字, 螢幕擷取畫面, 字型, 設計 的圖片&#10;&#10;AI 產生的內容可能不正確。"/>
+                    <pic:cNvPicPr/>
+                  </pic:nvPicPr>
+                  <pic:blipFill>
+                    <a:blip r:embed="rId15"/>
+                    <a:stretch>
+                      <a:fillRect/>
+                    </a:stretch>
+                  </pic:blipFill>
+                  <pic:spPr>
+                    <a:xfrm>
+                      <a:off x="0" y="0"/>
+                      <a:ext cx="5274310" cy="3108325"/>
                     </a:xfrm>
                     <a:prstGeom prst="rect">
                       <a:avLst/>

--- a/文件/競賽的相關東西/崑山科技大學2025智慧生活創業競賽/禮品真.docx
+++ b/文件/競賽的相關東西/崑山科技大學2025智慧生活創業競賽/禮品真.docx
@@ -348,11 +348,6 @@
       </w:r>
     </w:p>
     <w:p>
-      <w:pPr>
-        <w:rPr>
-          <w:rFonts w:hint="eastAsia"/>
-        </w:rPr>
-      </w:pPr>
       <w:r>
         <w:lastRenderedPageBreak/>
         <w:drawing>
@@ -380,6 +375,50 @@
                     <a:xfrm>
                       <a:off x="0" y="0"/>
                       <a:ext cx="5274310" cy="3108325"/>
+                    </a:xfrm>
+                    <a:prstGeom prst="rect">
+                      <a:avLst/>
+                    </a:prstGeom>
+                  </pic:spPr>
+                </pic:pic>
+              </a:graphicData>
+            </a:graphic>
+          </wp:inline>
+        </w:drawing>
+      </w:r>
+    </w:p>
+    <w:p>
+      <w:pPr>
+        <w:rPr>
+          <w:rFonts w:hint="eastAsia"/>
+        </w:rPr>
+      </w:pPr>
+      <w:r>
+        <w:drawing>
+          <wp:inline distT="0" distB="0" distL="0" distR="0" wp14:anchorId="5F97668E" wp14:editId="72E4EB0F">
+            <wp:extent cx="5274310" cy="3130550"/>
+            <wp:effectExtent l="0" t="0" r="2540" b="0"/>
+            <wp:docPr id="2084250583" name="圖片 1" descr="一張含有 文字, 螢幕擷取畫面, 名片, 字型 的圖片&#10;&#10;AI 產生的內容可能不正確。"/>
+            <wp:cNvGraphicFramePr>
+              <a:graphicFrameLocks xmlns:a="http://schemas.openxmlformats.org/drawingml/2006/main" noChangeAspect="1"/>
+            </wp:cNvGraphicFramePr>
+            <a:graphic xmlns:a="http://schemas.openxmlformats.org/drawingml/2006/main">
+              <a:graphicData uri="http://schemas.openxmlformats.org/drawingml/2006/picture">
+                <pic:pic xmlns:pic="http://schemas.openxmlformats.org/drawingml/2006/picture">
+                  <pic:nvPicPr>
+                    <pic:cNvPr id="2084250583" name="圖片 1" descr="一張含有 文字, 螢幕擷取畫面, 名片, 字型 的圖片&#10;&#10;AI 產生的內容可能不正確。"/>
+                    <pic:cNvPicPr/>
+                  </pic:nvPicPr>
+                  <pic:blipFill>
+                    <a:blip r:embed="rId16"/>
+                    <a:stretch>
+                      <a:fillRect/>
+                    </a:stretch>
+                  </pic:blipFill>
+                  <pic:spPr>
+                    <a:xfrm>
+                      <a:off x="0" y="0"/>
+                      <a:ext cx="5274310" cy="3130550"/>
                     </a:xfrm>
                     <a:prstGeom prst="rect">
                       <a:avLst/>
